--- a/docs/verification/msoffice-production/macos-wps/generated.docx
+++ b/docs/verification/msoffice-production/macos-wps/generated.docx
@@ -13,7 +13,6 @@
           <w:lang w:eastAsia="zh-CN"/>
         </w:rPr>
       </w:pPr>
-      <w:bookmarkStart w:id="0" w:name="_Toc4155268"/>
       <w:r>
         <w:rPr>
           <w:rFonts w:hint="eastAsia"/>
@@ -23,7 +22,6 @@
         </w:rPr>
         <w:t>原生文档生产验收报告</w:t>
       </w:r>
-      <w:bookmarkEnd w:id="0"/>
     </w:p>
     <w:p>
       <w:pPr>
@@ -79,8 +77,8 @@
           <w:docGrid w:type="lines" w:linePitch="312" w:charSpace="0"/>
         </w:sectPr>
       </w:pPr>
-      <w:bookmarkStart w:id="1" w:name="wpsc_document_quality_anchor"/>
-      <w:bookmarkEnd w:id="1"/>
+      <w:bookmarkStart w:id="0" w:name="wpsc_document_quality_anchor"/>
+      <w:bookmarkEnd w:id="0"/>
     </w:p>
     <w:p>
       <w:pPr>
@@ -122,7 +120,7 @@
           <w:rFonts w:hint="eastAsia"/>
           <w:lang w:eastAsia="zh-CN"/>
         </w:rPr>
-        <w:instrText xml:space="preserve"> HYPERLINK \l _Toc4155268 </w:instrText>
+        <w:instrText xml:space="preserve"> HYPERLINK \l _Toc670698909 </w:instrText>
       </w:r>
       <w:r>
         <w:rPr>
@@ -133,10 +131,17 @@
       </w:r>
       <w:r>
         <w:rPr>
-          <w:rFonts w:hint="eastAsia"/>
-          <w:lang w:eastAsia="zh-CN"/>
-        </w:rPr>
-        <w:t>原生文档生产验收报告</w:t>
+          <w:rFonts w:hint="default"/>
+          <w:lang w:eastAsia="zh-CN"/>
+        </w:rPr>
+        <w:t xml:space="preserve">1 </w:t>
+      </w:r>
+      <w:r>
+        <w:rPr>
+          <w:rFonts w:hint="eastAsia"/>
+          <w:lang w:eastAsia="zh-CN"/>
+        </w:rPr>
+        <w:t>一级章节验收</w:t>
       </w:r>
       <w:r>
         <w:tab/>
@@ -145,75 +150,7 @@
         <w:fldChar w:fldCharType="begin"/>
       </w:r>
       <w:r>
-        <w:instrText xml:space="preserve"> PAGEREF _Toc4155268 \h </w:instrText>
-      </w:r>
-      <w:r>
-        <w:fldChar w:fldCharType="separate"/>
-      </w:r>
-      <w:r>
-        <w:t>1</w:t>
-      </w:r>
-      <w:r>
-        <w:fldChar w:fldCharType="end"/>
-      </w:r>
-      <w:r>
-        <w:rPr>
-          <w:rFonts w:hint="eastAsia"/>
-          <w:lang w:eastAsia="zh-CN"/>
-        </w:rPr>
-        <w:fldChar w:fldCharType="end"/>
-      </w:r>
-    </w:p>
-    <w:p>
-      <w:pPr>
-        <w:pStyle w:val="12"/>
-        <w:tabs>
-          <w:tab w:val="right" w:leader="dot" w:pos="8788"/>
-        </w:tabs>
-      </w:pPr>
-      <w:r>
-        <w:rPr>
-          <w:rFonts w:hint="eastAsia"/>
-          <w:lang w:eastAsia="zh-CN"/>
-        </w:rPr>
-        <w:fldChar w:fldCharType="begin"/>
-      </w:r>
-      <w:r>
-        <w:rPr>
-          <w:rFonts w:hint="eastAsia"/>
-          <w:lang w:eastAsia="zh-CN"/>
-        </w:rPr>
-        <w:instrText xml:space="preserve"> HYPERLINK \l _Toc1118112572 </w:instrText>
-      </w:r>
-      <w:r>
-        <w:rPr>
-          <w:rFonts w:hint="eastAsia"/>
-          <w:lang w:eastAsia="zh-CN"/>
-        </w:rPr>
-        <w:fldChar w:fldCharType="separate"/>
-      </w:r>
-      <w:r>
-        <w:rPr>
-          <w:rFonts w:hint="default"/>
-          <w:lang w:eastAsia="zh-CN"/>
-        </w:rPr>
-        <w:t xml:space="preserve">1 </w:t>
-      </w:r>
-      <w:r>
-        <w:rPr>
-          <w:rFonts w:hint="eastAsia"/>
-          <w:lang w:eastAsia="zh-CN"/>
-        </w:rPr>
-        <w:t>一级章节验收</w:t>
-      </w:r>
-      <w:r>
-        <w:tab/>
-      </w:r>
-      <w:r>
-        <w:fldChar w:fldCharType="begin"/>
-      </w:r>
-      <w:r>
-        <w:instrText xml:space="preserve"> PAGEREF _Toc1118112572 \h </w:instrText>
+        <w:instrText xml:space="preserve"> PAGEREF _Toc670698909 \h </w:instrText>
       </w:r>
       <w:r>
         <w:fldChar w:fldCharType="separate"/>
@@ -251,7 +188,7 @@
           <w:rFonts w:hint="eastAsia"/>
           <w:lang w:eastAsia="zh-CN"/>
         </w:rPr>
-        <w:instrText xml:space="preserve"> HYPERLINK \l _Toc1636086354 </w:instrText>
+        <w:instrText xml:space="preserve"> HYPERLINK \l _Toc294900460 </w:instrText>
       </w:r>
       <w:r>
         <w:rPr>
@@ -281,7 +218,7 @@
         <w:fldChar w:fldCharType="begin"/>
       </w:r>
       <w:r>
-        <w:instrText xml:space="preserve"> PAGEREF _Toc1636086354 \h </w:instrText>
+        <w:instrText xml:space="preserve"> PAGEREF _Toc294900460 \h </w:instrText>
       </w:r>
       <w:r>
         <w:fldChar w:fldCharType="separate"/>
@@ -319,7 +256,7 @@
           <w:rFonts w:hint="eastAsia"/>
           <w:lang w:eastAsia="zh-CN"/>
         </w:rPr>
-        <w:instrText xml:space="preserve"> HYPERLINK \l _Toc1322735490 </w:instrText>
+        <w:instrText xml:space="preserve"> HYPERLINK \l _Toc2147257591 </w:instrText>
       </w:r>
       <w:r>
         <w:rPr>
@@ -349,7 +286,7 @@
         <w:fldChar w:fldCharType="begin"/>
       </w:r>
       <w:r>
-        <w:instrText xml:space="preserve"> PAGEREF _Toc1322735490 \h </w:instrText>
+        <w:instrText xml:space="preserve"> PAGEREF _Toc2147257591 \h </w:instrText>
       </w:r>
       <w:r>
         <w:fldChar w:fldCharType="separate"/>
@@ -391,8 +328,8 @@
         </w:rPr>
         <w:fldChar w:fldCharType="end"/>
       </w:r>
-      <w:bookmarkStart w:id="11" w:name="_GoBack"/>
-      <w:bookmarkEnd w:id="11"/>
+      <w:bookmarkStart w:id="10" w:name="_GoBack"/>
+      <w:bookmarkEnd w:id="10"/>
     </w:p>
     <w:p>
       <w:pPr>
@@ -403,8 +340,8 @@
           <w:lang w:eastAsia="zh-CN"/>
         </w:rPr>
       </w:pPr>
-      <w:bookmarkStart w:id="2" w:name="wpsc_head_1ead318c9153d2c4062e0fb8"/>
-      <w:bookmarkStart w:id="3" w:name="_Toc1118112572"/>
+      <w:bookmarkStart w:id="1" w:name="wpsc_head_1ead318c9153d2c4062e0fb8"/>
+      <w:bookmarkStart w:id="2" w:name="_Toc670698909"/>
       <w:r>
         <w:rPr>
           <w:rFonts w:hint="eastAsia"/>
@@ -412,8 +349,8 @@
         </w:rPr>
         <w:t>一级章节验收</w:t>
       </w:r>
+      <w:bookmarkEnd w:id="1"/>
       <w:bookmarkEnd w:id="2"/>
-      <w:bookmarkEnd w:id="3"/>
     </w:p>
     <w:p>
       <w:pPr>
@@ -441,8 +378,8 @@
           <w:lang w:eastAsia="zh-CN"/>
         </w:rPr>
       </w:pPr>
-      <w:bookmarkStart w:id="4" w:name="wpsc_head_c2487b182cc4424a40da5018"/>
-      <w:bookmarkStart w:id="5" w:name="_Toc1636086354"/>
+      <w:bookmarkStart w:id="3" w:name="wpsc_head_c2487b182cc4424a40da5018"/>
+      <w:bookmarkStart w:id="4" w:name="_Toc294900460"/>
       <w:r>
         <w:rPr>
           <w:rFonts w:hint="eastAsia"/>
@@ -450,8 +387,8 @@
         </w:rPr>
         <w:t>二级章节验收</w:t>
       </w:r>
+      <w:bookmarkEnd w:id="3"/>
       <w:bookmarkEnd w:id="4"/>
-      <w:bookmarkEnd w:id="5"/>
     </w:p>
     <w:p>
       <w:pPr>
@@ -479,8 +416,8 @@
           <w:lang w:eastAsia="zh-CN"/>
         </w:rPr>
       </w:pPr>
-      <w:bookmarkStart w:id="6" w:name="wpsc_head_c3cd18d3271698c4dbe5c68e"/>
-      <w:bookmarkStart w:id="7" w:name="_Toc1322735490"/>
+      <w:bookmarkStart w:id="5" w:name="wpsc_head_c3cd18d3271698c4dbe5c68e"/>
+      <w:bookmarkStart w:id="6" w:name="_Toc2147257591"/>
       <w:r>
         <w:rPr>
           <w:rFonts w:hint="eastAsia"/>
@@ -488,7 +425,43 @@
         </w:rPr>
         <w:t>三级章节验收</w:t>
       </w:r>
+      <w:bookmarkEnd w:id="5"/>
       <w:bookmarkEnd w:id="6"/>
+    </w:p>
+    <w:p>
+      <w:pPr>
+        <w:pStyle w:val="8"/>
+        <w:bidi w:val="0"/>
+        <w:rPr>
+          <w:rFonts w:hint="eastAsia"/>
+          <w:lang w:eastAsia="zh-CN"/>
+        </w:rPr>
+      </w:pPr>
+      <w:r>
+        <w:rPr>
+          <w:rFonts w:hint="eastAsia"/>
+          <w:lang w:eastAsia="zh-CN"/>
+        </w:rPr>
+        <w:t>层级3内容保留。</w:t>
+      </w:r>
+    </w:p>
+    <w:p>
+      <w:pPr>
+        <w:pStyle w:val="5"/>
+        <w:bidi w:val="0"/>
+        <w:rPr>
+          <w:rFonts w:hint="eastAsia"/>
+          <w:lang w:eastAsia="zh-CN"/>
+        </w:rPr>
+      </w:pPr>
+      <w:bookmarkStart w:id="7" w:name="wpsc_head_b662f578445dd87e0ef57e17"/>
+      <w:r>
+        <w:rPr>
+          <w:rFonts w:hint="eastAsia"/>
+          <w:lang w:eastAsia="zh-CN"/>
+        </w:rPr>
+        <w:t>四级章节验收</w:t>
+      </w:r>
       <w:bookmarkEnd w:id="7"/>
     </w:p>
     <w:p>
@@ -505,25 +478,25 @@
           <w:rFonts w:hint="eastAsia"/>
           <w:lang w:eastAsia="zh-CN"/>
         </w:rPr>
-        <w:t>层级3内容保留。</w:t>
+        <w:t>层级4内容保留。</w:t>
       </w:r>
     </w:p>
     <w:p>
       <w:pPr>
-        <w:pStyle w:val="5"/>
+        <w:pStyle w:val="18"/>
         <w:bidi w:val="0"/>
         <w:rPr>
           <w:rFonts w:hint="eastAsia"/>
           <w:lang w:eastAsia="zh-CN"/>
         </w:rPr>
       </w:pPr>
-      <w:bookmarkStart w:id="8" w:name="wpsc_head_b662f578445dd87e0ef57e17"/>
-      <w:r>
-        <w:rPr>
-          <w:rFonts w:hint="eastAsia"/>
-          <w:lang w:eastAsia="zh-CN"/>
-        </w:rPr>
-        <w:t>四级章节验收</w:t>
+      <w:bookmarkStart w:id="8" w:name="wpsc_head_e01e95476fcb80a42e56e7e3"/>
+      <w:r>
+        <w:rPr>
+          <w:rFonts w:hint="eastAsia"/>
+          <w:lang w:eastAsia="zh-CN"/>
+        </w:rPr>
+        <w:t>五级章节验收</w:t>
       </w:r>
       <w:bookmarkEnd w:id="8"/>
     </w:p>
@@ -541,42 +514,6 @@
           <w:rFonts w:hint="eastAsia"/>
           <w:lang w:eastAsia="zh-CN"/>
         </w:rPr>
-        <w:t>层级4内容保留。</w:t>
-      </w:r>
-    </w:p>
-    <w:p>
-      <w:pPr>
-        <w:pStyle w:val="18"/>
-        <w:bidi w:val="0"/>
-        <w:rPr>
-          <w:rFonts w:hint="eastAsia"/>
-          <w:lang w:eastAsia="zh-CN"/>
-        </w:rPr>
-      </w:pPr>
-      <w:bookmarkStart w:id="9" w:name="wpsc_head_e01e95476fcb80a42e56e7e3"/>
-      <w:r>
-        <w:rPr>
-          <w:rFonts w:hint="eastAsia"/>
-          <w:lang w:eastAsia="zh-CN"/>
-        </w:rPr>
-        <w:t>五级章节验收</w:t>
-      </w:r>
-      <w:bookmarkEnd w:id="9"/>
-    </w:p>
-    <w:p>
-      <w:pPr>
-        <w:pStyle w:val="8"/>
-        <w:bidi w:val="0"/>
-        <w:rPr>
-          <w:rFonts w:hint="eastAsia"/>
-          <w:lang w:eastAsia="zh-CN"/>
-        </w:rPr>
-      </w:pPr>
-      <w:r>
-        <w:rPr>
-          <w:rFonts w:hint="eastAsia"/>
-          <w:lang w:eastAsia="zh-CN"/>
-        </w:rPr>
         <w:t>层级5内容保留。</w:t>
       </w:r>
     </w:p>
@@ -589,7 +526,7 @@
           <w:lang w:eastAsia="zh-CN"/>
         </w:rPr>
       </w:pPr>
-      <w:bookmarkStart w:id="10" w:name="wpsc_head_5d2f94516cd428dbe3dae4e0"/>
+      <w:bookmarkStart w:id="9" w:name="wpsc_head_5d2f94516cd428dbe3dae4e0"/>
       <w:r>
         <w:rPr>
           <w:rFonts w:hint="eastAsia"/>
@@ -597,7 +534,7 @@
         </w:rPr>
         <w:t>六级章节验收</w:t>
       </w:r>
-      <w:bookmarkEnd w:id="10"/>
+      <w:bookmarkEnd w:id="9"/>
     </w:p>
     <w:p>
       <w:pPr>
@@ -3706,9 +3643,9 @@
 <file path=word/numbering.xml><?xml version="1.0" encoding="utf-8"?>
 <w:numbering xmlns:wpc="http://schemas.microsoft.com/office/word/2010/wordprocessingCanvas" xmlns:mc="http://schemas.openxmlformats.org/markup-compatibility/2006" xmlns:o="urn:schemas-microsoft-com:office:office" xmlns:r="http://schemas.openxmlformats.org/officeDocument/2006/relationships" xmlns:m="http://schemas.openxmlformats.org/officeDocument/2006/math" xmlns:v="urn:schemas-microsoft-com:vml" xmlns:wp14="http://schemas.microsoft.com/office/word/2010/wordprocessingDrawing" xmlns:wp="http://schemas.openxmlformats.org/drawingml/2006/wordprocessingDrawing" xmlns:w10="urn:schemas-microsoft-com:office:word" xmlns:w="http://schemas.openxmlformats.org/wordprocessingml/2006/main" xmlns:w14="http://schemas.microsoft.com/office/word/2010/wordml" xmlns:wpg="http://schemas.microsoft.com/office/word/2010/wordprocessingGroup" xmlns:wpi="http://schemas.microsoft.com/office/word/2010/wordprocessingInk" xmlns:wne="http://schemas.microsoft.com/office/word/2006/wordml" xmlns:wps="http://schemas.microsoft.com/office/word/2010/wordprocessingShape" xmlns:wpsCustomData="http://www.wps.cn/officeDocument/2013/wpsCustomData" mc:Ignorable="w14 wp14">
   <w:abstractNum w:abstractNumId="0">
-    <w:nsid w:val="FFFF5D89"/>
+    <w:nsid w:val="6BDB8E58"/>
     <w:multiLevelType w:val="multilevel"/>
-    <w:tmpl w:val="FFFF5D89"/>
+    <w:tmpl w:val="6BDB8E58"/>
     <w:lvl w:ilvl="0" w:tentative="0">
       <w:start w:val="1"/>
       <w:numFmt w:val="decimal"/>
@@ -4357,7 +4294,7 @@
     <w:pPr>
       <w:spacing w:before="240" w:beforeLines="0" w:beforeAutospacing="0" w:after="60" w:afterLines="0" w:afterAutospacing="0"/>
       <w:jc w:val="center"/>
-      <w:outlineLvl w:val="0"/>
+      <w:outlineLvl w:val="9"/>
     </w:pPr>
     <w:rPr>
       <w:rFonts w:hint="eastAsia" w:ascii="Times New Roman" w:hAnsi="Times New Roman" w:eastAsia="黑体" w:cs="黑体"/>
